--- a/Projeto de Phishing em Páginas Web/relatorio_phishing.docx
+++ b/Projeto de Phishing em Páginas Web/relatorio_phishing.docx
@@ -4,20 +4,30 @@
   <w:body>
     <w:p>
       <w:pPr>
-        <w:pStyle w:val="Title"/>
-      </w:pPr>
-      <w:r>
+        <w:spacing w:after="60"/>
+        <w:jc w:val="center"/>
+      </w:pPr>
+      <w:r>
+        <w:rPr>
+          <w:b/>
+          <w:bCs/>
+          <w:color w:val="1F4E5C"/>
+          <w:sz w:val="40"/>
+          <w:szCs w:val="40"/>
+        </w:rPr>
         <w:t xml:space="preserve">Análise de Phishing em Páginas Web</w:t>
       </w:r>
     </w:p>
     <w:p>
       <w:pPr>
         <w:spacing w:after="300"/>
+        <w:jc w:val="center"/>
       </w:pPr>
       <w:r>
         <w:rPr>
           <w:i/>
           <w:iCs/>
+          <w:color w:val="555555"/>
           <w:sz w:val="22"/>
           <w:szCs w:val="22"/>
         </w:rPr>
@@ -26,75 +36,129 @@
     </w:p>
     <w:p>
       <w:pPr>
+        <w:pBdr>
+          <w:bottom w:val="single" w:color="1F4E5C" w:sz="6" w:space="1"/>
+        </w:pBdr>
+        <w:spacing w:after="260" w:before="100"/>
+      </w:pPr>
+    </w:p>
+    <w:p>
+      <w:pPr>
         <w:pStyle w:val="Heading1"/>
-      </w:pPr>
-      <w:r>
+        <w:spacing w:after="160" w:before="320"/>
+      </w:pPr>
+      <w:r>
+        <w:rPr>
+          <w:b/>
+          <w:bCs/>
+          <w:color w:val="1F4E5C"/>
+          <w:sz w:val="28"/>
+          <w:szCs w:val="28"/>
+        </w:rPr>
         <w:t xml:space="preserve">Descrição do projeto</w:t>
       </w:r>
     </w:p>
     <w:p>
-      <w:r>
+      <w:pPr>
+        <w:spacing w:after="200" w:line="300"/>
+        <w:jc w:val="both"/>
+      </w:pPr>
+      <w:r>
+        <w:rPr>
+          <w:sz w:val="22"/>
+          <w:szCs w:val="22"/>
+        </w:rPr>
         <w:t xml:space="preserve">Este relatório analisa um conjunto de dados de URLs (web-page-phishing.csv) contendo 100.077 registros, cada um descrito por características estruturais da URL (comprimento, número de pontos, hífens, barras, símbolos diversos e número de redirecionamentos) e um rótulo indicando se a URL é phishing ou legítima. O objetivo é identificar quais campos mais se relacionam com phishing e propor recomendações práticas.</w:t>
       </w:r>
     </w:p>
     <w:p>
       <w:pPr>
         <w:pStyle w:val="Heading1"/>
-      </w:pPr>
-      <w:r>
+        <w:spacing w:after="160" w:before="320"/>
+      </w:pPr>
+      <w:r>
+        <w:rPr>
+          <w:b/>
+          <w:bCs/>
+          <w:color w:val="1F4E5C"/>
+          <w:sz w:val="28"/>
+          <w:szCs w:val="28"/>
+        </w:rPr>
         <w:t xml:space="preserve">Consulta SQL</w:t>
       </w:r>
     </w:p>
     <w:p>
       <w:pPr>
-        <w:spacing w:after="150"/>
-      </w:pPr>
-      <w:r>
+        <w:spacing w:after="200" w:line="300"/>
+        <w:jc w:val="both"/>
+      </w:pPr>
+      <w:r>
+        <w:rPr>
+          <w:sz w:val="22"/>
+          <w:szCs w:val="22"/>
+        </w:rPr>
         <w:t xml:space="preserve">Considerando os dados armazenados em duas tabelas relacionadas pela chave unique_id — web_page_fishing (unique_id, url_length, n_redirection, phishing) e phishing_dataset (unique_id e os demais campos de contagem de caracteres) — a consulta abaixo recupera todos os dados combinados:</w:t>
       </w:r>
     </w:p>
     <w:p>
       <w:pPr>
-        <w:shd w:fill="F2F2F2" w:val="clear"/>
-        <w:spacing w:after="300"/>
-      </w:pPr>
-      <w:r>
-        <w:rPr>
-          <w:rFonts w:ascii="Courier New" w:cs="Courier New" w:eastAsia="Courier New" w:hAnsi="Courier New"/>
+        <w:pBdr>
+          <w:top w:val="single" w:color="CCCCCC" w:sz="4" w:space="4"/>
+          <w:bottom w:val="single" w:color="CCCCCC" w:sz="4" w:space="4"/>
+          <w:left w:val="single" w:color="CCCCCC" w:sz="4" w:space="4"/>
+          <w:right w:val="single" w:color="CCCCCC" w:sz="4" w:space="4"/>
+        </w:pBdr>
+        <w:shd w:fill="F4F4F4" w:val="clear"/>
+        <w:spacing w:after="260" w:before="100"/>
+      </w:pPr>
+      <w:r>
+        <w:rPr>
+          <w:rFonts w:ascii="Consolas" w:cs="Consolas" w:eastAsia="Consolas" w:hAnsi="Consolas"/>
+          <w:color w:val="1B1B1B"/>
           <w:sz w:val="20"/>
           <w:szCs w:val="20"/>
         </w:rPr>
-        <w:t xml:space="preserve">SELECT *
-FROM web_page_fishing AS w
-JOIN phishing_dataset AS p
-  ON w.unique_id = p.unique_id;</w:t>
+        <w:t xml:space="preserve">SELECT * FROM web_page_fishing AS w JOIN phishing_dataset AS p ON w.unique_id = p.unique_id;</w:t>
       </w:r>
     </w:p>
     <w:p>
       <w:pPr>
         <w:pStyle w:val="Heading1"/>
-      </w:pPr>
-      <w:r>
+        <w:spacing w:after="160" w:before="320"/>
+      </w:pPr>
+      <w:r>
+        <w:rPr>
+          <w:b/>
+          <w:bCs/>
+          <w:color w:val="1F4E5C"/>
+          <w:sz w:val="28"/>
+          <w:szCs w:val="28"/>
+        </w:rPr>
         <w:t xml:space="preserve">1. Campos com maior e menor correlação com phishing</w:t>
       </w:r>
     </w:p>
     <w:p>
       <w:pPr>
-        <w:spacing w:after="150"/>
-      </w:pPr>
-      <w:r>
+        <w:spacing w:after="200" w:line="300"/>
+        <w:jc w:val="both"/>
+      </w:pPr>
+      <w:r>
+        <w:rPr>
+          <w:sz w:val="22"/>
+          <w:szCs w:val="22"/>
+        </w:rPr>
         <w:t xml:space="preserve">O gráfico abaixo mostra a correlação de Pearson entre cada campo numérico e a variável phishing (0 = legítima, 1 = phishing).</w:t>
       </w:r>
     </w:p>
     <w:p>
       <w:pPr>
-        <w:spacing w:after="150"/>
+        <w:spacing w:after="200" w:before="120"/>
         <w:jc w:val="center"/>
       </w:pPr>
       <w:r>
         <w:drawing>
           <wp:inline distT="0" distB="0" distL="0" distR="0">
-            <wp:extent cx="4762500" cy="3400425"/>
+            <wp:extent cx="4381500" cy="3124200"/>
             <wp:effectExtent t="0" r="0" b="0" l="0"/>
             <wp:docPr id="1" name="" descr="" title=""/>
             <wp:cNvGraphicFramePr>
@@ -119,7 +183,7 @@
                   <pic:spPr bwMode="auto">
                     <a:xfrm>
                       <a:off x="0" y="0"/>
-                      <a:ext cx="4762500" cy="3400425"/>
+                      <a:ext cx="4381500" cy="3124200"/>
                     </a:xfrm>
                     <a:prstGeom prst="rect">
                       <a:avLst/>
@@ -134,31 +198,49 @@
     </w:p>
     <w:p>
       <w:pPr>
-        <w:spacing w:after="300"/>
-      </w:pPr>
-      <w:r>
+        <w:spacing w:after="200" w:line="300"/>
+        <w:jc w:val="both"/>
+      </w:pPr>
+      <w:r>
+        <w:rPr>
+          <w:sz w:val="22"/>
+          <w:szCs w:val="22"/>
+        </w:rPr>
         <w:t xml:space="preserve">n_slash (número de barras "/" na URL) apresenta a maior correlação com phishing (≈0,61), seguido de url_length (≈0,43) e n_equal (≈0,26). Já n_redirection tem a correlação mais próxima de zero entre os campos com alguma relação (≈ -0,05, negativa e fraca), e campos como n_plus, n_hastag e n_space têm correlações essencialmente desprezíveis (&lt; 0,02), não diferenciando phishing de URL legítima neste conjunto.</w:t>
       </w:r>
     </w:p>
     <w:p>
       <w:pPr>
         <w:pStyle w:val="Heading1"/>
-      </w:pPr>
-      <w:r>
+        <w:spacing w:after="160" w:before="320"/>
+      </w:pPr>
+      <w:r>
+        <w:rPr>
+          <w:b/>
+          <w:bCs/>
+          <w:color w:val="1F4E5C"/>
+          <w:sz w:val="28"/>
+          <w:szCs w:val="28"/>
+        </w:rPr>
         <w:t xml:space="preserve">2. O comprimento da URL é um forte indicador?</w:t>
       </w:r>
     </w:p>
     <w:p>
       <w:pPr>
-        <w:spacing w:after="150"/>
-      </w:pPr>
-      <w:r>
+        <w:spacing w:after="200" w:line="300"/>
+        <w:jc w:val="both"/>
+      </w:pPr>
+      <w:r>
+        <w:rPr>
+          <w:sz w:val="22"/>
+          <w:szCs w:val="22"/>
+        </w:rPr>
         <w:t xml:space="preserve">Sim, url_length está entre os indicadores mais fortes do conjunto (correlação ≈0,43). A tabela abaixo resume as diferenças entre os grupos:</w:t>
       </w:r>
     </w:p>
     <w:tbl>
       <w:tblPr>
-        <w:tblW w:type="dxa" w:w="9020"/>
+        <w:tblW w:type="dxa" w:w="9000"/>
         <w:tblBorders>
           <w:top w:val="single" w:color="auto" w:sz="4"/>
           <w:left w:val="single" w:color="auto" w:sz="4"/>
@@ -169,21 +251,34 @@
         </w:tblBorders>
       </w:tblPr>
       <w:tblGrid>
-        <w:gridCol w:w="3020"/>
-        <w:gridCol w:w="3000"/>
-        <w:gridCol w:w="3000"/>
+        <w:gridCol w:w="3600"/>
+        <w:gridCol w:w="2700"/>
+        <w:gridCol w:w="2700"/>
       </w:tblGrid>
       <w:tr>
-        <w:tc>
-          <w:tcPr>
-            <w:tcW w:type="dxa" w:w="3020"/>
-            <w:shd w:fill="D9E2F3" w:val="clear"/>
-          </w:tcPr>
-          <w:p>
+        <w:trPr>
+          <w:tblHeader/>
+        </w:trPr>
+        <w:tc>
+          <w:tcPr>
+            <w:tcW w:type="dxa" w:w="3600"/>
+            <w:shd w:fill="1F4E5C" w:val="clear"/>
+            <w:tcMar>
+              <w:top w:type="dxa" w:w="100"/>
+              <w:left w:type="dxa" w:w="150"/>
+              <w:bottom w:type="dxa" w:w="100"/>
+              <w:right w:type="dxa" w:w="150"/>
+            </w:tcMar>
+          </w:tcPr>
+          <w:p>
+            <w:pPr>
+              <w:jc w:val="center"/>
+            </w:pPr>
             <w:r>
               <w:rPr>
                 <w:b/>
                 <w:bCs/>
+                <w:color w:val="FFFFFF"/>
                 <w:sz w:val="20"/>
                 <w:szCs w:val="20"/>
               </w:rPr>
@@ -193,14 +288,24 @@
         </w:tc>
         <w:tc>
           <w:tcPr>
-            <w:tcW w:type="dxa" w:w="3000"/>
-            <w:shd w:fill="D9E2F3" w:val="clear"/>
-          </w:tcPr>
-          <w:p>
+            <w:tcW w:type="dxa" w:w="2700"/>
+            <w:shd w:fill="1F4E5C" w:val="clear"/>
+            <w:tcMar>
+              <w:top w:type="dxa" w:w="100"/>
+              <w:left w:type="dxa" w:w="150"/>
+              <w:bottom w:type="dxa" w:w="100"/>
+              <w:right w:type="dxa" w:w="150"/>
+            </w:tcMar>
+          </w:tcPr>
+          <w:p>
+            <w:pPr>
+              <w:jc w:val="center"/>
+            </w:pPr>
             <w:r>
               <w:rPr>
                 <w:b/>
                 <w:bCs/>
+                <w:color w:val="FFFFFF"/>
                 <w:sz w:val="20"/>
                 <w:szCs w:val="20"/>
               </w:rPr>
@@ -210,14 +315,24 @@
         </w:tc>
         <w:tc>
           <w:tcPr>
-            <w:tcW w:type="dxa" w:w="3000"/>
-            <w:shd w:fill="D9E2F3" w:val="clear"/>
-          </w:tcPr>
-          <w:p>
+            <w:tcW w:type="dxa" w:w="2700"/>
+            <w:shd w:fill="1F4E5C" w:val="clear"/>
+            <w:tcMar>
+              <w:top w:type="dxa" w:w="100"/>
+              <w:left w:type="dxa" w:w="150"/>
+              <w:bottom w:type="dxa" w:w="100"/>
+              <w:right w:type="dxa" w:w="150"/>
+            </w:tcMar>
+          </w:tcPr>
+          <w:p>
+            <w:pPr>
+              <w:jc w:val="center"/>
+            </w:pPr>
             <w:r>
               <w:rPr>
                 <w:b/>
                 <w:bCs/>
+                <w:color w:val="FFFFFF"/>
                 <w:sz w:val="20"/>
                 <w:szCs w:val="20"/>
               </w:rPr>
@@ -229,13 +344,21 @@
       <w:tr>
         <w:tc>
           <w:tcPr>
-            <w:tcW w:type="dxa" w:w="3020"/>
-          </w:tcPr>
-          <w:p>
-            <w:r>
-              <w:rPr>
-                <w:b w:val="false"/>
-                <w:bCs w:val="false"/>
+            <w:tcW w:type="dxa" w:w="3600"/>
+            <w:shd w:fill="EAF1F2" w:val="clear"/>
+            <w:tcMar>
+              <w:top w:type="dxa" w:w="90"/>
+              <w:left w:type="dxa" w:w="150"/>
+              <w:bottom w:type="dxa" w:w="90"/>
+              <w:right w:type="dxa" w:w="150"/>
+            </w:tcMar>
+          </w:tcPr>
+          <w:p>
+            <w:pPr>
+              <w:jc w:val="center"/>
+            </w:pPr>
+            <w:r>
+              <w:rPr>
                 <w:sz w:val="20"/>
                 <w:szCs w:val="20"/>
               </w:rPr>
@@ -245,13 +368,21 @@
         </w:tc>
         <w:tc>
           <w:tcPr>
-            <w:tcW w:type="dxa" w:w="3000"/>
-          </w:tcPr>
-          <w:p>
-            <w:r>
-              <w:rPr>
-                <w:b w:val="false"/>
-                <w:bCs w:val="false"/>
+            <w:tcW w:type="dxa" w:w="2700"/>
+            <w:shd w:fill="EAF1F2" w:val="clear"/>
+            <w:tcMar>
+              <w:top w:type="dxa" w:w="90"/>
+              <w:left w:type="dxa" w:w="150"/>
+              <w:bottom w:type="dxa" w:w="90"/>
+              <w:right w:type="dxa" w:w="150"/>
+            </w:tcMar>
+          </w:tcPr>
+          <w:p>
+            <w:pPr>
+              <w:jc w:val="center"/>
+            </w:pPr>
+            <w:r>
+              <w:rPr>
                 <w:sz w:val="20"/>
                 <w:szCs w:val="20"/>
               </w:rPr>
@@ -261,13 +392,21 @@
         </w:tc>
         <w:tc>
           <w:tcPr>
-            <w:tcW w:type="dxa" w:w="3000"/>
-          </w:tcPr>
-          <w:p>
-            <w:r>
-              <w:rPr>
-                <w:b w:val="false"/>
-                <w:bCs w:val="false"/>
+            <w:tcW w:type="dxa" w:w="2700"/>
+            <w:shd w:fill="EAF1F2" w:val="clear"/>
+            <w:tcMar>
+              <w:top w:type="dxa" w:w="90"/>
+              <w:left w:type="dxa" w:w="150"/>
+              <w:bottom w:type="dxa" w:w="90"/>
+              <w:right w:type="dxa" w:w="150"/>
+            </w:tcMar>
+          </w:tcPr>
+          <w:p>
+            <w:pPr>
+              <w:jc w:val="center"/>
+            </w:pPr>
+            <w:r>
+              <w:rPr>
                 <w:sz w:val="20"/>
                 <w:szCs w:val="20"/>
               </w:rPr>
@@ -279,13 +418,21 @@
       <w:tr>
         <w:tc>
           <w:tcPr>
-            <w:tcW w:type="dxa" w:w="3020"/>
-          </w:tcPr>
-          <w:p>
-            <w:r>
-              <w:rPr>
-                <w:b w:val="false"/>
-                <w:bCs w:val="false"/>
+            <w:tcW w:type="dxa" w:w="3600"/>
+            <w:shd w:fill="FFFFFF" w:val="clear"/>
+            <w:tcMar>
+              <w:top w:type="dxa" w:w="90"/>
+              <w:left w:type="dxa" w:w="150"/>
+              <w:bottom w:type="dxa" w:w="90"/>
+              <w:right w:type="dxa" w:w="150"/>
+            </w:tcMar>
+          </w:tcPr>
+          <w:p>
+            <w:pPr>
+              <w:jc w:val="center"/>
+            </w:pPr>
+            <w:r>
+              <w:rPr>
                 <w:sz w:val="20"/>
                 <w:szCs w:val="20"/>
               </w:rPr>
@@ -295,13 +442,21 @@
         </w:tc>
         <w:tc>
           <w:tcPr>
-            <w:tcW w:type="dxa" w:w="3000"/>
-          </w:tcPr>
-          <w:p>
-            <w:r>
-              <w:rPr>
-                <w:b w:val="false"/>
-                <w:bCs w:val="false"/>
+            <w:tcW w:type="dxa" w:w="2700"/>
+            <w:shd w:fill="FFFFFF" w:val="clear"/>
+            <w:tcMar>
+              <w:top w:type="dxa" w:w="90"/>
+              <w:left w:type="dxa" w:w="150"/>
+              <w:bottom w:type="dxa" w:w="90"/>
+              <w:right w:type="dxa" w:w="150"/>
+            </w:tcMar>
+          </w:tcPr>
+          <w:p>
+            <w:pPr>
+              <w:jc w:val="center"/>
+            </w:pPr>
+            <w:r>
+              <w:rPr>
                 <w:sz w:val="20"/>
                 <w:szCs w:val="20"/>
               </w:rPr>
@@ -311,13 +466,21 @@
         </w:tc>
         <w:tc>
           <w:tcPr>
-            <w:tcW w:type="dxa" w:w="3000"/>
-          </w:tcPr>
-          <w:p>
-            <w:r>
-              <w:rPr>
-                <w:b w:val="false"/>
-                <w:bCs w:val="false"/>
+            <w:tcW w:type="dxa" w:w="2700"/>
+            <w:shd w:fill="FFFFFF" w:val="clear"/>
+            <w:tcMar>
+              <w:top w:type="dxa" w:w="90"/>
+              <w:left w:type="dxa" w:w="150"/>
+              <w:bottom w:type="dxa" w:w="90"/>
+              <w:right w:type="dxa" w:w="150"/>
+            </w:tcMar>
+          </w:tcPr>
+          <w:p>
+            <w:pPr>
+              <w:jc w:val="center"/>
+            </w:pPr>
+            <w:r>
+              <w:rPr>
                 <w:sz w:val="20"/>
                 <w:szCs w:val="20"/>
               </w:rPr>
@@ -329,13 +492,21 @@
       <w:tr>
         <w:tc>
           <w:tcPr>
-            <w:tcW w:type="dxa" w:w="3020"/>
-          </w:tcPr>
-          <w:p>
-            <w:r>
-              <w:rPr>
-                <w:b w:val="false"/>
-                <w:bCs w:val="false"/>
+            <w:tcW w:type="dxa" w:w="3600"/>
+            <w:shd w:fill="EAF1F2" w:val="clear"/>
+            <w:tcMar>
+              <w:top w:type="dxa" w:w="90"/>
+              <w:left w:type="dxa" w:w="150"/>
+              <w:bottom w:type="dxa" w:w="90"/>
+              <w:right w:type="dxa" w:w="150"/>
+            </w:tcMar>
+          </w:tcPr>
+          <w:p>
+            <w:pPr>
+              <w:jc w:val="center"/>
+            </w:pPr>
+            <w:r>
+              <w:rPr>
                 <w:sz w:val="20"/>
                 <w:szCs w:val="20"/>
               </w:rPr>
@@ -345,13 +516,21 @@
         </w:tc>
         <w:tc>
           <w:tcPr>
-            <w:tcW w:type="dxa" w:w="3000"/>
-          </w:tcPr>
-          <w:p>
-            <w:r>
-              <w:rPr>
-                <w:b w:val="false"/>
-                <w:bCs w:val="false"/>
+            <w:tcW w:type="dxa" w:w="2700"/>
+            <w:shd w:fill="EAF1F2" w:val="clear"/>
+            <w:tcMar>
+              <w:top w:type="dxa" w:w="90"/>
+              <w:left w:type="dxa" w:w="150"/>
+              <w:bottom w:type="dxa" w:w="90"/>
+              <w:right w:type="dxa" w:w="150"/>
+            </w:tcMar>
+          </w:tcPr>
+          <w:p>
+            <w:pPr>
+              <w:jc w:val="center"/>
+            </w:pPr>
+            <w:r>
+              <w:rPr>
                 <w:sz w:val="20"/>
                 <w:szCs w:val="20"/>
               </w:rPr>
@@ -361,13 +540,21 @@
         </w:tc>
         <w:tc>
           <w:tcPr>
-            <w:tcW w:type="dxa" w:w="3000"/>
-          </w:tcPr>
-          <w:p>
-            <w:r>
-              <w:rPr>
-                <w:b w:val="false"/>
-                <w:bCs w:val="false"/>
+            <w:tcW w:type="dxa" w:w="2700"/>
+            <w:shd w:fill="EAF1F2" w:val="clear"/>
+            <w:tcMar>
+              <w:top w:type="dxa" w:w="90"/>
+              <w:left w:type="dxa" w:w="150"/>
+              <w:bottom w:type="dxa" w:w="90"/>
+              <w:right w:type="dxa" w:w="150"/>
+            </w:tcMar>
+          </w:tcPr>
+          <w:p>
+            <w:pPr>
+              <w:jc w:val="center"/>
+            </w:pPr>
+            <w:r>
+              <w:rPr>
                 <w:sz w:val="20"/>
                 <w:szCs w:val="20"/>
               </w:rPr>
@@ -379,13 +566,21 @@
       <w:tr>
         <w:tc>
           <w:tcPr>
-            <w:tcW w:type="dxa" w:w="3020"/>
-          </w:tcPr>
-          <w:p>
-            <w:r>
-              <w:rPr>
-                <w:b w:val="false"/>
-                <w:bCs w:val="false"/>
+            <w:tcW w:type="dxa" w:w="3600"/>
+            <w:shd w:fill="FFFFFF" w:val="clear"/>
+            <w:tcMar>
+              <w:top w:type="dxa" w:w="90"/>
+              <w:left w:type="dxa" w:w="150"/>
+              <w:bottom w:type="dxa" w:w="90"/>
+              <w:right w:type="dxa" w:w="150"/>
+            </w:tcMar>
+          </w:tcPr>
+          <w:p>
+            <w:pPr>
+              <w:jc w:val="center"/>
+            </w:pPr>
+            <w:r>
+              <w:rPr>
                 <w:sz w:val="20"/>
                 <w:szCs w:val="20"/>
               </w:rPr>
@@ -395,13 +590,21 @@
         </w:tc>
         <w:tc>
           <w:tcPr>
-            <w:tcW w:type="dxa" w:w="3000"/>
-          </w:tcPr>
-          <w:p>
-            <w:r>
-              <w:rPr>
-                <w:b w:val="false"/>
-                <w:bCs w:val="false"/>
+            <w:tcW w:type="dxa" w:w="2700"/>
+            <w:shd w:fill="FFFFFF" w:val="clear"/>
+            <w:tcMar>
+              <w:top w:type="dxa" w:w="90"/>
+              <w:left w:type="dxa" w:w="150"/>
+              <w:bottom w:type="dxa" w:w="90"/>
+              <w:right w:type="dxa" w:w="150"/>
+            </w:tcMar>
+          </w:tcPr>
+          <w:p>
+            <w:pPr>
+              <w:jc w:val="center"/>
+            </w:pPr>
+            <w:r>
+              <w:rPr>
                 <w:sz w:val="20"/>
                 <w:szCs w:val="20"/>
               </w:rPr>
@@ -411,13 +614,21 @@
         </w:tc>
         <w:tc>
           <w:tcPr>
-            <w:tcW w:type="dxa" w:w="3000"/>
-          </w:tcPr>
-          <w:p>
-            <w:r>
-              <w:rPr>
-                <w:b w:val="false"/>
-                <w:bCs w:val="false"/>
+            <w:tcW w:type="dxa" w:w="2700"/>
+            <w:shd w:fill="FFFFFF" w:val="clear"/>
+            <w:tcMar>
+              <w:top w:type="dxa" w:w="90"/>
+              <w:left w:type="dxa" w:w="150"/>
+              <w:bottom w:type="dxa" w:w="90"/>
+              <w:right w:type="dxa" w:w="150"/>
+            </w:tcMar>
+          </w:tcPr>
+          <w:p>
+            <w:pPr>
+              <w:jc w:val="center"/>
+            </w:pPr>
+            <w:r>
+              <w:rPr>
                 <w:sz w:val="20"/>
                 <w:szCs w:val="20"/>
               </w:rPr>
@@ -429,23 +640,41 @@
     </w:tbl>
     <w:p>
       <w:pPr>
-        <w:spacing w:after="300" w:before="150"/>
-      </w:pPr>
-      <w:r>
+        <w:spacing w:before="240"/>
+      </w:pPr>
+    </w:p>
+    <w:p>
+      <w:pPr>
+        <w:spacing w:after="200" w:line="300"/>
+        <w:jc w:val="both"/>
+      </w:pPr>
+      <w:r>
+        <w:rPr>
+          <w:sz w:val="22"/>
+          <w:szCs w:val="22"/>
+        </w:rPr>
         <w:t xml:space="preserve">URLs de phishing têm em média quase o triplo do comprimento das legítimas. Ainda assim, não é um indicador perfeito isoladamente — há phishing com URLs curtas e legítimas com URLs longas (máximo 557) — por isso funciona melhor combinado a outros sinais, como n_slash e n_equal.</w:t>
       </w:r>
     </w:p>
     <w:p>
       <w:pPr>
         <w:pStyle w:val="Heading1"/>
-      </w:pPr>
-      <w:r>
+        <w:spacing w:after="160" w:before="320"/>
+      </w:pPr>
+      <w:r>
+        <w:rPr>
+          <w:b/>
+          <w:bCs/>
+          <w:color w:val="1F4E5C"/>
+          <w:sz w:val="28"/>
+          <w:szCs w:val="28"/>
+        </w:rPr>
         <w:t xml:space="preserve">3. O número de redirecionamentos é um forte indicador?</w:t>
       </w:r>
     </w:p>
     <w:tbl>
       <w:tblPr>
-        <w:tblW w:type="dxa" w:w="9020"/>
+        <w:tblW w:type="dxa" w:w="9000"/>
         <w:tblBorders>
           <w:top w:val="single" w:color="auto" w:sz="4"/>
           <w:left w:val="single" w:color="auto" w:sz="4"/>
@@ -456,21 +685,34 @@
         </w:tblBorders>
       </w:tblPr>
       <w:tblGrid>
-        <w:gridCol w:w="3020"/>
-        <w:gridCol w:w="3000"/>
-        <w:gridCol w:w="3000"/>
+        <w:gridCol w:w="3600"/>
+        <w:gridCol w:w="2700"/>
+        <w:gridCol w:w="2700"/>
       </w:tblGrid>
       <w:tr>
-        <w:tc>
-          <w:tcPr>
-            <w:tcW w:type="dxa" w:w="3020"/>
-            <w:shd w:fill="D9E2F3" w:val="clear"/>
-          </w:tcPr>
-          <w:p>
+        <w:trPr>
+          <w:tblHeader/>
+        </w:trPr>
+        <w:tc>
+          <w:tcPr>
+            <w:tcW w:type="dxa" w:w="3600"/>
+            <w:shd w:fill="1F4E5C" w:val="clear"/>
+            <w:tcMar>
+              <w:top w:type="dxa" w:w="100"/>
+              <w:left w:type="dxa" w:w="150"/>
+              <w:bottom w:type="dxa" w:w="100"/>
+              <w:right w:type="dxa" w:w="150"/>
+            </w:tcMar>
+          </w:tcPr>
+          <w:p>
+            <w:pPr>
+              <w:jc w:val="center"/>
+            </w:pPr>
             <w:r>
               <w:rPr>
                 <w:b/>
                 <w:bCs/>
+                <w:color w:val="FFFFFF"/>
                 <w:sz w:val="20"/>
                 <w:szCs w:val="20"/>
               </w:rPr>
@@ -480,14 +722,24 @@
         </w:tc>
         <w:tc>
           <w:tcPr>
-            <w:tcW w:type="dxa" w:w="3000"/>
-            <w:shd w:fill="D9E2F3" w:val="clear"/>
-          </w:tcPr>
-          <w:p>
+            <w:tcW w:type="dxa" w:w="2700"/>
+            <w:shd w:fill="1F4E5C" w:val="clear"/>
+            <w:tcMar>
+              <w:top w:type="dxa" w:w="100"/>
+              <w:left w:type="dxa" w:w="150"/>
+              <w:bottom w:type="dxa" w:w="100"/>
+              <w:right w:type="dxa" w:w="150"/>
+            </w:tcMar>
+          </w:tcPr>
+          <w:p>
+            <w:pPr>
+              <w:jc w:val="center"/>
+            </w:pPr>
             <w:r>
               <w:rPr>
                 <w:b/>
                 <w:bCs/>
+                <w:color w:val="FFFFFF"/>
                 <w:sz w:val="20"/>
                 <w:szCs w:val="20"/>
               </w:rPr>
@@ -497,14 +749,24 @@
         </w:tc>
         <w:tc>
           <w:tcPr>
-            <w:tcW w:type="dxa" w:w="3000"/>
-            <w:shd w:fill="D9E2F3" w:val="clear"/>
-          </w:tcPr>
-          <w:p>
+            <w:tcW w:type="dxa" w:w="2700"/>
+            <w:shd w:fill="1F4E5C" w:val="clear"/>
+            <w:tcMar>
+              <w:top w:type="dxa" w:w="100"/>
+              <w:left w:type="dxa" w:w="150"/>
+              <w:bottom w:type="dxa" w:w="100"/>
+              <w:right w:type="dxa" w:w="150"/>
+            </w:tcMar>
+          </w:tcPr>
+          <w:p>
+            <w:pPr>
+              <w:jc w:val="center"/>
+            </w:pPr>
             <w:r>
               <w:rPr>
                 <w:b/>
                 <w:bCs/>
+                <w:color w:val="FFFFFF"/>
                 <w:sz w:val="20"/>
                 <w:szCs w:val="20"/>
               </w:rPr>
@@ -516,13 +778,21 @@
       <w:tr>
         <w:tc>
           <w:tcPr>
-            <w:tcW w:type="dxa" w:w="3020"/>
-          </w:tcPr>
-          <w:p>
-            <w:r>
-              <w:rPr>
-                <w:b w:val="false"/>
-                <w:bCs w:val="false"/>
+            <w:tcW w:type="dxa" w:w="3600"/>
+            <w:shd w:fill="EAF1F2" w:val="clear"/>
+            <w:tcMar>
+              <w:top w:type="dxa" w:w="90"/>
+              <w:left w:type="dxa" w:w="150"/>
+              <w:bottom w:type="dxa" w:w="90"/>
+              <w:right w:type="dxa" w:w="150"/>
+            </w:tcMar>
+          </w:tcPr>
+          <w:p>
+            <w:pPr>
+              <w:jc w:val="center"/>
+            </w:pPr>
+            <w:r>
+              <w:rPr>
                 <w:sz w:val="20"/>
                 <w:szCs w:val="20"/>
               </w:rPr>
@@ -532,13 +802,21 @@
         </w:tc>
         <w:tc>
           <w:tcPr>
-            <w:tcW w:type="dxa" w:w="3000"/>
-          </w:tcPr>
-          <w:p>
-            <w:r>
-              <w:rPr>
-                <w:b w:val="false"/>
-                <w:bCs w:val="false"/>
+            <w:tcW w:type="dxa" w:w="2700"/>
+            <w:shd w:fill="EAF1F2" w:val="clear"/>
+            <w:tcMar>
+              <w:top w:type="dxa" w:w="90"/>
+              <w:left w:type="dxa" w:w="150"/>
+              <w:bottom w:type="dxa" w:w="90"/>
+              <w:right w:type="dxa" w:w="150"/>
+            </w:tcMar>
+          </w:tcPr>
+          <w:p>
+            <w:pPr>
+              <w:jc w:val="center"/>
+            </w:pPr>
+            <w:r>
+              <w:rPr>
                 <w:sz w:val="20"/>
                 <w:szCs w:val="20"/>
               </w:rPr>
@@ -548,13 +826,21 @@
         </w:tc>
         <w:tc>
           <w:tcPr>
-            <w:tcW w:type="dxa" w:w="3000"/>
-          </w:tcPr>
-          <w:p>
-            <w:r>
-              <w:rPr>
-                <w:b w:val="false"/>
-                <w:bCs w:val="false"/>
+            <w:tcW w:type="dxa" w:w="2700"/>
+            <w:shd w:fill="EAF1F2" w:val="clear"/>
+            <w:tcMar>
+              <w:top w:type="dxa" w:w="90"/>
+              <w:left w:type="dxa" w:w="150"/>
+              <w:bottom w:type="dxa" w:w="90"/>
+              <w:right w:type="dxa" w:w="150"/>
+            </w:tcMar>
+          </w:tcPr>
+          <w:p>
+            <w:pPr>
+              <w:jc w:val="center"/>
+            </w:pPr>
+            <w:r>
+              <w:rPr>
                 <w:sz w:val="20"/>
                 <w:szCs w:val="20"/>
               </w:rPr>
@@ -566,13 +852,21 @@
       <w:tr>
         <w:tc>
           <w:tcPr>
-            <w:tcW w:type="dxa" w:w="3020"/>
-          </w:tcPr>
-          <w:p>
-            <w:r>
-              <w:rPr>
-                <w:b w:val="false"/>
-                <w:bCs w:val="false"/>
+            <w:tcW w:type="dxa" w:w="3600"/>
+            <w:shd w:fill="FFFFFF" w:val="clear"/>
+            <w:tcMar>
+              <w:top w:type="dxa" w:w="90"/>
+              <w:left w:type="dxa" w:w="150"/>
+              <w:bottom w:type="dxa" w:w="90"/>
+              <w:right w:type="dxa" w:w="150"/>
+            </w:tcMar>
+          </w:tcPr>
+          <w:p>
+            <w:pPr>
+              <w:jc w:val="center"/>
+            </w:pPr>
+            <w:r>
+              <w:rPr>
                 <w:sz w:val="20"/>
                 <w:szCs w:val="20"/>
               </w:rPr>
@@ -582,13 +876,21 @@
         </w:tc>
         <w:tc>
           <w:tcPr>
-            <w:tcW w:type="dxa" w:w="3000"/>
-          </w:tcPr>
-          <w:p>
-            <w:r>
-              <w:rPr>
-                <w:b w:val="false"/>
-                <w:bCs w:val="false"/>
+            <w:tcW w:type="dxa" w:w="2700"/>
+            <w:shd w:fill="FFFFFF" w:val="clear"/>
+            <w:tcMar>
+              <w:top w:type="dxa" w:w="90"/>
+              <w:left w:type="dxa" w:w="150"/>
+              <w:bottom w:type="dxa" w:w="90"/>
+              <w:right w:type="dxa" w:w="150"/>
+            </w:tcMar>
+          </w:tcPr>
+          <w:p>
+            <w:pPr>
+              <w:jc w:val="center"/>
+            </w:pPr>
+            <w:r>
+              <w:rPr>
                 <w:sz w:val="20"/>
                 <w:szCs w:val="20"/>
               </w:rPr>
@@ -598,13 +900,21 @@
         </w:tc>
         <w:tc>
           <w:tcPr>
-            <w:tcW w:type="dxa" w:w="3000"/>
-          </w:tcPr>
-          <w:p>
-            <w:r>
-              <w:rPr>
-                <w:b w:val="false"/>
-                <w:bCs w:val="false"/>
+            <w:tcW w:type="dxa" w:w="2700"/>
+            <w:shd w:fill="FFFFFF" w:val="clear"/>
+            <w:tcMar>
+              <w:top w:type="dxa" w:w="90"/>
+              <w:left w:type="dxa" w:w="150"/>
+              <w:bottom w:type="dxa" w:w="90"/>
+              <w:right w:type="dxa" w:w="150"/>
+            </w:tcMar>
+          </w:tcPr>
+          <w:p>
+            <w:pPr>
+              <w:jc w:val="center"/>
+            </w:pPr>
+            <w:r>
+              <w:rPr>
                 <w:sz w:val="20"/>
                 <w:szCs w:val="20"/>
               </w:rPr>
@@ -616,13 +926,21 @@
       <w:tr>
         <w:tc>
           <w:tcPr>
-            <w:tcW w:type="dxa" w:w="3020"/>
-          </w:tcPr>
-          <w:p>
-            <w:r>
-              <w:rPr>
-                <w:b w:val="false"/>
-                <w:bCs w:val="false"/>
+            <w:tcW w:type="dxa" w:w="3600"/>
+            <w:shd w:fill="EAF1F2" w:val="clear"/>
+            <w:tcMar>
+              <w:top w:type="dxa" w:w="90"/>
+              <w:left w:type="dxa" w:w="150"/>
+              <w:bottom w:type="dxa" w:w="90"/>
+              <w:right w:type="dxa" w:w="150"/>
+            </w:tcMar>
+          </w:tcPr>
+          <w:p>
+            <w:pPr>
+              <w:jc w:val="center"/>
+            </w:pPr>
+            <w:r>
+              <w:rPr>
                 <w:sz w:val="20"/>
                 <w:szCs w:val="20"/>
               </w:rPr>
@@ -632,13 +950,21 @@
         </w:tc>
         <w:tc>
           <w:tcPr>
-            <w:tcW w:type="dxa" w:w="3000"/>
-          </w:tcPr>
-          <w:p>
-            <w:r>
-              <w:rPr>
-                <w:b w:val="false"/>
-                <w:bCs w:val="false"/>
+            <w:tcW w:type="dxa" w:w="2700"/>
+            <w:shd w:fill="EAF1F2" w:val="clear"/>
+            <w:tcMar>
+              <w:top w:type="dxa" w:w="90"/>
+              <w:left w:type="dxa" w:w="150"/>
+              <w:bottom w:type="dxa" w:w="90"/>
+              <w:right w:type="dxa" w:w="150"/>
+            </w:tcMar>
+          </w:tcPr>
+          <w:p>
+            <w:pPr>
+              <w:jc w:val="center"/>
+            </w:pPr>
+            <w:r>
+              <w:rPr>
                 <w:sz w:val="20"/>
                 <w:szCs w:val="20"/>
               </w:rPr>
@@ -648,13 +974,21 @@
         </w:tc>
         <w:tc>
           <w:tcPr>
-            <w:tcW w:type="dxa" w:w="3000"/>
-          </w:tcPr>
-          <w:p>
-            <w:r>
-              <w:rPr>
-                <w:b w:val="false"/>
-                <w:bCs w:val="false"/>
+            <w:tcW w:type="dxa" w:w="2700"/>
+            <w:shd w:fill="EAF1F2" w:val="clear"/>
+            <w:tcMar>
+              <w:top w:type="dxa" w:w="90"/>
+              <w:left w:type="dxa" w:w="150"/>
+              <w:bottom w:type="dxa" w:w="90"/>
+              <w:right w:type="dxa" w:w="150"/>
+            </w:tcMar>
+          </w:tcPr>
+          <w:p>
+            <w:pPr>
+              <w:jc w:val="center"/>
+            </w:pPr>
+            <w:r>
+              <w:rPr>
                 <w:sz w:val="20"/>
                 <w:szCs w:val="20"/>
               </w:rPr>
@@ -666,71 +1000,139 @@
     </w:tbl>
     <w:p>
       <w:pPr>
-        <w:spacing w:after="300" w:before="150"/>
-      </w:pPr>
-      <w:r>
+        <w:spacing w:before="240"/>
+      </w:pPr>
+    </w:p>
+    <w:p>
+      <w:pPr>
+        <w:spacing w:after="200" w:line="300"/>
+        <w:jc w:val="both"/>
+      </w:pPr>
+      <w:r>
+        <w:rPr>
+          <w:sz w:val="22"/>
+          <w:szCs w:val="22"/>
+        </w:rPr>
         <w:t xml:space="preserve">Não. A correlação é praticamente nula e levemente negativa (≈ -0,05). As médias são parecidas entre as classes, e as URLs de phishing neste conjunto tendem a ter, se algo, ligeiramente menos redirecionamentos do que as legítimas — contrariando a intuição comum de que phishing usa muitos redirecionamentos, ao menos nesta amostra.</w:t>
       </w:r>
     </w:p>
     <w:p>
       <w:pPr>
         <w:pStyle w:val="Heading1"/>
-      </w:pPr>
-      <w:r>
+        <w:spacing w:after="160" w:before="320"/>
+      </w:pPr>
+      <w:r>
+        <w:rPr>
+          <w:b/>
+          <w:bCs/>
+          <w:color w:val="1F4E5C"/>
+          <w:sz w:val="28"/>
+          <w:szCs w:val="28"/>
+        </w:rPr>
         <w:t xml:space="preserve">4. Recomendações práticas</w:t>
       </w:r>
     </w:p>
     <w:p>
       <w:pPr>
-        <w:spacing w:after="100"/>
-      </w:pPr>
-      <w:r>
+        <w:spacing w:after="200" w:line="300"/>
+        <w:jc w:val="both"/>
+      </w:pPr>
+      <w:r>
+        <w:rPr>
+          <w:sz w:val="22"/>
+          <w:szCs w:val="22"/>
+        </w:rPr>
         <w:t xml:space="preserve">Com base na análise, para avaliar se uma URL é suspeita:</w:t>
       </w:r>
     </w:p>
     <w:p>
       <w:pPr>
-        <w:spacing w:after="60"/>
-      </w:pPr>
-      <w:r>
-        <w:t xml:space="preserve">• Desconfiar de URLs muito longas, especialmente com muitos caracteres além do domínio principal.</w:t>
-      </w:r>
-    </w:p>
-    <w:p>
-      <w:pPr>
-        <w:spacing w:after="60"/>
-      </w:pPr>
-      <w:r>
-        <w:t xml:space="preserve">• Observar o número de barras (/) no caminho — caminhos profundos e complexos são o sinal mais forte identificado neste conjunto de dados.</w:t>
-      </w:r>
-    </w:p>
-    <w:p>
-      <w:pPr>
-        <w:spacing w:after="60"/>
-      </w:pPr>
-      <w:r>
-        <w:t xml:space="preserve">• Atenção a excesso de sinais de igual (=) e "e comercial" (&amp;), típicos de muitos parâmetros na query string, que também têm correlação moderada com phishing.</w:t>
-      </w:r>
-    </w:p>
-    <w:p>
-      <w:pPr>
-        <w:spacing w:after="60"/>
-      </w:pPr>
-      <w:r>
-        <w:t xml:space="preserve">• Não confiar no número de redirecionamentos como indicador isolado — neste conjunto, ele não discrimina bem entre as classes.</w:t>
-      </w:r>
-    </w:p>
-    <w:p>
-      <w:pPr>
-        <w:spacing w:after="200"/>
-      </w:pPr>
-      <w:r>
-        <w:t xml:space="preserve">• Combinar múltiplos sinais (comprimento, estrutura de barras, símbolos) em vez de julgar por um único campo, já que nenhum é perfeitamente decisivo isoladamente.</w:t>
+        <w:pStyle w:val="ListParagraph"/>
+        <w:numPr>
+          <w:ilvl w:val="0"/>
+          <w:numId w:val="2"/>
+        </w:numPr>
+        <w:spacing w:after="120" w:line="276"/>
+      </w:pPr>
+      <w:r>
+        <w:rPr>
+          <w:sz w:val="22"/>
+          <w:szCs w:val="22"/>
+        </w:rPr>
+        <w:t xml:space="preserve">Desconfiar de URLs muito longas, especialmente com muitos caracteres além do domínio principal.</w:t>
+      </w:r>
+    </w:p>
+    <w:p>
+      <w:pPr>
+        <w:pStyle w:val="ListParagraph"/>
+        <w:numPr>
+          <w:ilvl w:val="0"/>
+          <w:numId w:val="2"/>
+        </w:numPr>
+        <w:spacing w:after="120" w:line="276"/>
+      </w:pPr>
+      <w:r>
+        <w:rPr>
+          <w:sz w:val="22"/>
+          <w:szCs w:val="22"/>
+        </w:rPr>
+        <w:t xml:space="preserve">Observar o número de barras (/) no caminho — caminhos profundos e complexos são o sinal mais forte identificado neste conjunto de dados.</w:t>
+      </w:r>
+    </w:p>
+    <w:p>
+      <w:pPr>
+        <w:pStyle w:val="ListParagraph"/>
+        <w:numPr>
+          <w:ilvl w:val="0"/>
+          <w:numId w:val="2"/>
+        </w:numPr>
+        <w:spacing w:after="120" w:line="276"/>
+      </w:pPr>
+      <w:r>
+        <w:rPr>
+          <w:sz w:val="22"/>
+          <w:szCs w:val="22"/>
+        </w:rPr>
+        <w:t xml:space="preserve">Atenção a excesso de sinais de igual (=) e "e comercial" (&amp;), típicos de muitos parâmetros na query string, que também têm correlação moderada com phishing.</w:t>
+      </w:r>
+    </w:p>
+    <w:p>
+      <w:pPr>
+        <w:pStyle w:val="ListParagraph"/>
+        <w:numPr>
+          <w:ilvl w:val="0"/>
+          <w:numId w:val="2"/>
+        </w:numPr>
+        <w:spacing w:after="120" w:line="276"/>
+      </w:pPr>
+      <w:r>
+        <w:rPr>
+          <w:sz w:val="22"/>
+          <w:szCs w:val="22"/>
+        </w:rPr>
+        <w:t xml:space="preserve">Não confiar no número de redirecionamentos como indicador isolado — neste conjunto, ele não discrimina bem entre as classes.</w:t>
+      </w:r>
+    </w:p>
+    <w:p>
+      <w:pPr>
+        <w:pStyle w:val="ListParagraph"/>
+        <w:numPr>
+          <w:ilvl w:val="0"/>
+          <w:numId w:val="2"/>
+        </w:numPr>
+        <w:spacing w:after="120" w:line="276"/>
+      </w:pPr>
+      <w:r>
+        <w:rPr>
+          <w:sz w:val="22"/>
+          <w:szCs w:val="22"/>
+        </w:rPr>
+        <w:t xml:space="preserve">Combinar múltiplos sinais (comprimento, estrutura de barras, símbolos) em vez de julgar por um único campo, já que nenhum é perfeitamente decisivo isoladamente.</w:t>
       </w:r>
     </w:p>
     <w:sectPr>
       <w:pgSz w:w="12240" w:h="15840" w:orient="portrait"/>
-      <w:pgMar w:top="1440" w:right="1440" w:bottom="1440" w:left="1440" w:header="708" w:footer="708" w:gutter="0"/>
+      <w:pgMar w:top="1080" w:right="1260" w:bottom="1080" w:left="1260" w:header="708" w:footer="708" w:gutter="0"/>
       <w:pgNumType/>
       <w:docGrid w:linePitch="360"/>
     </w:sectPr>
@@ -902,8 +1304,26 @@
       </w:pPr>
     </w:lvl>
   </w:abstractNum>
+  <w:abstractNum w:abstractNumId="2" w15:restartNumberingAfterBreak="0">
+    <w:multiLevelType w:val="hybridMultilevel"/>
+    <w:lvl w:ilvl="0" w15:tentative="1">
+      <w:start w:val="1"/>
+      <w:numFmt w:val="bullet"/>
+      <w:lvlText w:val="•"/>
+      <w:lvlJc w:val="left"/>
+      <w:pPr>
+        <w:ind w:left="400" w:hanging="260"/>
+      </w:pPr>
+    </w:lvl>
+  </w:abstractNum>
   <w:num w:numId="1">
     <w:abstractNumId w:val="1"/>
+    <w:lvlOverride w:ilvl="0">
+      <w:startOverride w:val="1"/>
+    </w:lvlOverride>
+  </w:num>
+  <w:num w:numId="2">
+    <w:abstractNumId w:val="2"/>
     <w:lvlOverride w:ilvl="0">
       <w:startOverride w:val="1"/>
     </w:lvlOverride>
@@ -914,7 +1334,13 @@
 <file path=word/styles.xml><?xml version="1.0" encoding="utf-8"?>
 <w:styles xmlns:mc="http://schemas.openxmlformats.org/markup-compatibility/2006" xmlns:r="http://schemas.openxmlformats.org/officeDocument/2006/relationships" xmlns:w="http://schemas.openxmlformats.org/wordprocessingml/2006/main" xmlns:w14="http://schemas.microsoft.com/office/word/2010/wordml" xmlns:w15="http://schemas.microsoft.com/office/word/2012/wordml" mc:Ignorable="w14 w15">
   <w:docDefaults>
-    <w:rPrDefault/>
+    <w:rPrDefault>
+      <w:rPr>
+        <w:rFonts w:ascii="Calibri" w:cs="Calibri" w:eastAsia="Calibri" w:hAnsi="Calibri"/>
+        <w:sz w:val="22"/>
+        <w:szCs w:val="22"/>
+      </w:rPr>
+    </w:rPrDefault>
     <w:pPrDefault/>
   </w:docDefaults>
   <w:style w:type="paragraph" w:styleId="Title">

--- a/Projeto de Phishing em Páginas Web/relatorio_phishing.docx
+++ b/Projeto de Phishing em Páginas Web/relatorio_phishing.docx
@@ -45,7 +45,7 @@
     <w:p>
       <w:pPr>
         <w:pStyle w:val="Heading1"/>
-        <w:spacing w:after="160" w:before="320"/>
+        <w:spacing w:after="120" w:before="240"/>
       </w:pPr>
       <w:r>
         <w:rPr>
@@ -60,7 +60,7 @@
     </w:p>
     <w:p>
       <w:pPr>
-        <w:spacing w:after="200" w:line="300"/>
+        <w:spacing w:after="140" w:line="264"/>
         <w:jc w:val="both"/>
       </w:pPr>
       <w:r>
@@ -74,7 +74,7 @@
     <w:p>
       <w:pPr>
         <w:pStyle w:val="Heading1"/>
-        <w:spacing w:after="160" w:before="320"/>
+        <w:spacing w:after="120" w:before="240"/>
       </w:pPr>
       <w:r>
         <w:rPr>
@@ -89,7 +89,7 @@
     </w:p>
     <w:p>
       <w:pPr>
-        <w:spacing w:after="200" w:line="300"/>
+        <w:spacing w:after="140" w:line="264"/>
         <w:jc w:val="both"/>
       </w:pPr>
       <w:r>
@@ -124,7 +124,7 @@
     <w:p>
       <w:pPr>
         <w:pStyle w:val="Heading1"/>
-        <w:spacing w:after="160" w:before="320"/>
+        <w:spacing w:after="120" w:before="240"/>
       </w:pPr>
       <w:r>
         <w:rPr>
@@ -139,7 +139,7 @@
     </w:p>
     <w:p>
       <w:pPr>
-        <w:spacing w:after="200" w:line="300"/>
+        <w:spacing w:after="140" w:line="264"/>
         <w:jc w:val="both"/>
       </w:pPr>
       <w:r>
@@ -198,7 +198,7 @@
     </w:p>
     <w:p>
       <w:pPr>
-        <w:spacing w:after="200" w:line="300"/>
+        <w:spacing w:after="140" w:line="264"/>
         <w:jc w:val="both"/>
       </w:pPr>
       <w:r>
@@ -212,7 +212,7 @@
     <w:p>
       <w:pPr>
         <w:pStyle w:val="Heading1"/>
-        <w:spacing w:after="160" w:before="320"/>
+        <w:spacing w:after="120" w:before="240"/>
       </w:pPr>
       <w:r>
         <w:rPr>
@@ -227,7 +227,7 @@
     </w:p>
     <w:p>
       <w:pPr>
-        <w:spacing w:after="200" w:line="300"/>
+        <w:spacing w:after="140" w:line="264"/>
         <w:jc w:val="both"/>
       </w:pPr>
       <w:r>
@@ -640,12 +640,12 @@
     </w:tbl>
     <w:p>
       <w:pPr>
-        <w:spacing w:before="240"/>
-      </w:pPr>
-    </w:p>
-    <w:p>
-      <w:pPr>
-        <w:spacing w:after="200" w:line="300"/>
+        <w:spacing w:before="120"/>
+      </w:pPr>
+    </w:p>
+    <w:p>
+      <w:pPr>
+        <w:spacing w:after="140" w:line="264"/>
         <w:jc w:val="both"/>
       </w:pPr>
       <w:r>
@@ -659,7 +659,7 @@
     <w:p>
       <w:pPr>
         <w:pStyle w:val="Heading1"/>
-        <w:spacing w:after="160" w:before="320"/>
+        <w:spacing w:after="120" w:before="240"/>
       </w:pPr>
       <w:r>
         <w:rPr>
@@ -1000,12 +1000,12 @@
     </w:tbl>
     <w:p>
       <w:pPr>
-        <w:spacing w:before="240"/>
-      </w:pPr>
-    </w:p>
-    <w:p>
-      <w:pPr>
-        <w:spacing w:after="200" w:line="300"/>
+        <w:spacing w:before="120"/>
+      </w:pPr>
+    </w:p>
+    <w:p>
+      <w:pPr>
+        <w:spacing w:after="140" w:line="264"/>
         <w:jc w:val="both"/>
       </w:pPr>
       <w:r>
@@ -1019,7 +1019,7 @@
     <w:p>
       <w:pPr>
         <w:pStyle w:val="Heading1"/>
-        <w:spacing w:after="160" w:before="320"/>
+        <w:spacing w:after="120" w:before="240"/>
       </w:pPr>
       <w:r>
         <w:rPr>
@@ -1034,7 +1034,7 @@
     </w:p>
     <w:p>
       <w:pPr>
-        <w:spacing w:after="200" w:line="300"/>
+        <w:spacing w:after="140" w:line="264"/>
         <w:jc w:val="both"/>
       </w:pPr>
       <w:r>
@@ -1052,7 +1052,7 @@
           <w:ilvl w:val="0"/>
           <w:numId w:val="2"/>
         </w:numPr>
-        <w:spacing w:after="120" w:line="276"/>
+        <w:spacing w:after="80" w:line="264"/>
       </w:pPr>
       <w:r>
         <w:rPr>
@@ -1069,7 +1069,7 @@
           <w:ilvl w:val="0"/>
           <w:numId w:val="2"/>
         </w:numPr>
-        <w:spacing w:after="120" w:line="276"/>
+        <w:spacing w:after="80" w:line="264"/>
       </w:pPr>
       <w:r>
         <w:rPr>
@@ -1086,7 +1086,7 @@
           <w:ilvl w:val="0"/>
           <w:numId w:val="2"/>
         </w:numPr>
-        <w:spacing w:after="120" w:line="276"/>
+        <w:spacing w:after="80" w:line="264"/>
       </w:pPr>
       <w:r>
         <w:rPr>
@@ -1103,7 +1103,7 @@
           <w:ilvl w:val="0"/>
           <w:numId w:val="2"/>
         </w:numPr>
-        <w:spacing w:after="120" w:line="276"/>
+        <w:spacing w:after="80" w:line="264"/>
       </w:pPr>
       <w:r>
         <w:rPr>
@@ -1120,7 +1120,7 @@
           <w:ilvl w:val="0"/>
           <w:numId w:val="2"/>
         </w:numPr>
-        <w:spacing w:after="120" w:line="276"/>
+        <w:spacing w:after="80" w:line="264"/>
       </w:pPr>
       <w:r>
         <w:rPr>
